--- a/en/wisdom-stories/not-my-concern.docx
+++ b/en/wisdom-stories/not-my-concern.docx
@@ -530,7 +530,7 @@
         <w:rPr>
           <w:lang/>
         </w:rPr>
-        <w:t>“When sheep are devoured not by wolves, but by the shepherds entrusted with their care; when those who know the truth remain silent and conceal it; when the cries of the poor, the needy and the defenceless rise to the heavens, yet only the stones seem to hear them—then the end draws near.</w:t>
+        <w:t xml:space="preserve">“When sheep are devoured not by wolves, but by the shepherds entrusted with their care; when those who know the truth remain silent and conceal it; when the cries of the poor, the needy and the defenseless rise to the heavens, yet only the stones seem to hear them—then the end draws near.</w:t>
       </w:r>
     </w:p>
     <w:p>
@@ -556,7 +556,7 @@
         <w:rPr>
           <w:lang/>
         </w:rPr>
-        <w:t>The sultan’s eyes filled with tears as he listened. He lowered his head in acknowledgement. Then he departed, thanking God that there was a scholar who would speak the truth to him without fear.</w:t>
+        <w:t xml:space="preserve">The sultan’s eyes filled with tears as he listened. He lowered his head in acknowledgment. Then he departed, thanking God that there was a scholar who would speak the truth to him without fear.</w:t>
       </w:r>
     </w:p>
     <w:p>
@@ -571,7 +571,7 @@
           <w:bCs/>
           <w:lang/>
         </w:rPr>
-        <w:t>Moral: Injustice spreads not only through the power of those who commit it, but also through the indifference of those who say, “What has it got to do with me?” Protecting a society begins with each of us recognising our own responsibility.</w:t>
+        <w:t xml:space="preserve">Moral: Injustice spreads not only through the power of those who commit it, but also through the indifference of those who say, “What has it got to do with me?” Protecting a society begins with each of us recognizing our own responsibility.</w:t>
       </w:r>
     </w:p>
     <w:p>
